--- a/2025-03-18_스터디보고서.docx
+++ b/2025-03-18_스터디보고서.docx
@@ -1784,6 +1784,38 @@
               </w:rPr>
               <w:lastRenderedPageBreak/>
               <w:t>설치</w:t>
+            </w:r>
+            <w:r>
+              <w:rPr>
+                <w:rFonts w:hint="eastAsia"/>
+                <w:b/>
+                <w:bCs/>
+              </w:rPr>
+              <w:t xml:space="preserve"> </w:t>
+            </w:r>
+            <w:r>
+              <w:rPr>
+                <w:rFonts w:hint="eastAsia"/>
+                <w:b/>
+                <w:bCs/>
+              </w:rPr>
+              <w:t>및</w:t>
+            </w:r>
+            <w:r>
+              <w:rPr>
+                <w:rFonts w:hint="eastAsia"/>
+                <w:b/>
+                <w:bCs/>
+              </w:rPr>
+              <w:t xml:space="preserve"> </w:t>
+            </w:r>
+            <w:r>
+              <w:rPr>
+                <w:rFonts w:hint="eastAsia"/>
+                <w:b/>
+                <w:bCs/>
+              </w:rPr>
+              <w:t>기본설정</w:t>
             </w:r>
             <w:r>
               <w:rPr>

--- a/2025-03-18_스터디보고서.docx
+++ b/2025-03-18_스터디보고서.docx
@@ -180,7 +180,6 @@
               <w:spacing w:before="240" w:after="240"/>
               <w:jc w:val="both"/>
               <w:rPr>
-                <w:rFonts w:hint="eastAsia"/>
                 <w:iCs/>
               </w:rPr>
             </w:pPr>
@@ -249,9 +248,6 @@
             <w:pPr>
               <w:spacing w:before="240" w:after="240"/>
               <w:jc w:val="both"/>
-              <w:rPr>
-                <w:rFonts w:hint="eastAsia"/>
-              </w:rPr>
             </w:pPr>
             <w:r>
               <w:t xml:space="preserve"> </w:t>
@@ -328,23 +324,15 @@
               <w:ind w:firstLine="220"/>
               <w:jc w:val="center"/>
               <w:rPr>
-                <w:rFonts w:hint="eastAsia"/>
-                <w:b/>
-              </w:rPr>
-            </w:pPr>
-            <w:r>
-              <w:rPr>
-                <w:rFonts w:hint="eastAsia"/>
-                <w:b/>
-              </w:rPr>
-              <w:t>구민재</w:t>
-            </w:r>
-            <w:r>
-              <w:rPr>
-                <w:rFonts w:hint="eastAsia"/>
-                <w:b/>
-              </w:rPr>
-              <w:t xml:space="preserve">, </w:t>
+                <w:b/>
+              </w:rPr>
+            </w:pPr>
+            <w:r>
+              <w:rPr>
+                <w:rFonts w:hint="eastAsia"/>
+                <w:b/>
+              </w:rPr>
+              <w:t xml:space="preserve">구민재, </w:t>
             </w:r>
             <w:proofErr w:type="spellStart"/>
             <w:r>
@@ -360,21 +348,7 @@
                 <w:rFonts w:hint="eastAsia"/>
                 <w:b/>
               </w:rPr>
-              <w:t xml:space="preserve">, </w:t>
-            </w:r>
-            <w:r>
-              <w:rPr>
-                <w:rFonts w:hint="eastAsia"/>
-                <w:b/>
-              </w:rPr>
-              <w:t>박주민</w:t>
-            </w:r>
-            <w:r>
-              <w:rPr>
-                <w:rFonts w:hint="eastAsia"/>
-                <w:b/>
-              </w:rPr>
-              <w:t xml:space="preserve">, </w:t>
+              <w:t xml:space="preserve">, 박주민, </w:t>
             </w:r>
             <w:proofErr w:type="spellStart"/>
             <w:r>
@@ -382,7 +356,14 @@
                 <w:rFonts w:hint="eastAsia"/>
                 <w:b/>
               </w:rPr>
-              <w:t>이명제</w:t>
+              <w:t>이명</w:t>
+            </w:r>
+            <w:r>
+              <w:rPr>
+                <w:rFonts w:hint="eastAsia"/>
+                <w:b/>
+              </w:rPr>
+              <w:t>재</w:t>
             </w:r>
             <w:proofErr w:type="spellEnd"/>
             <w:r>
@@ -483,44 +464,58 @@
               <w:ind w:firstLine="220"/>
               <w:jc w:val="center"/>
               <w:rPr>
+                <w:rFonts w:ascii="Arial Unicode MS" w:eastAsia="Arial Unicode MS" w:hAnsi="Arial Unicode MS" w:cs="Arial Unicode MS"/>
+                <w:b/>
+              </w:rPr>
+            </w:pPr>
+            <w:r>
+              <w:rPr>
+                <w:rFonts w:ascii="Arial Unicode MS" w:eastAsia="Arial Unicode MS" w:hAnsi="Arial Unicode MS" w:cs="Arial Unicode MS"/>
+                <w:b/>
+              </w:rPr>
+              <w:t>20</w:t>
+            </w:r>
+            <w:r>
+              <w:rPr>
                 <w:rFonts w:ascii="Arial Unicode MS" w:eastAsia="Arial Unicode MS" w:hAnsi="Arial Unicode MS" w:cs="Arial Unicode MS" w:hint="eastAsia"/>
                 <w:b/>
               </w:rPr>
-            </w:pPr>
+              <w:t>25</w:t>
+            </w:r>
             <w:r>
               <w:rPr>
                 <w:rFonts w:ascii="Arial Unicode MS" w:eastAsia="Arial Unicode MS" w:hAnsi="Arial Unicode MS" w:cs="Arial Unicode MS"/>
                 <w:b/>
               </w:rPr>
-              <w:t>20</w:t>
+              <w:t xml:space="preserve">년 </w:t>
             </w:r>
             <w:r>
               <w:rPr>
                 <w:rFonts w:ascii="Arial Unicode MS" w:eastAsia="Arial Unicode MS" w:hAnsi="Arial Unicode MS" w:cs="Arial Unicode MS" w:hint="eastAsia"/>
                 <w:b/>
               </w:rPr>
-              <w:t>25</w:t>
+              <w:t>03</w:t>
             </w:r>
             <w:r>
               <w:rPr>
                 <w:rFonts w:ascii="Arial Unicode MS" w:eastAsia="Arial Unicode MS" w:hAnsi="Arial Unicode MS" w:cs="Arial Unicode MS"/>
                 <w:b/>
               </w:rPr>
-              <w:t xml:space="preserve">년 </w:t>
+              <w:t xml:space="preserve">월 </w:t>
             </w:r>
             <w:r>
               <w:rPr>
                 <w:rFonts w:ascii="Arial Unicode MS" w:eastAsia="Arial Unicode MS" w:hAnsi="Arial Unicode MS" w:cs="Arial Unicode MS" w:hint="eastAsia"/>
                 <w:b/>
               </w:rPr>
-              <w:t>03</w:t>
+              <w:t>18</w:t>
             </w:r>
             <w:r>
               <w:rPr>
                 <w:rFonts w:ascii="Arial Unicode MS" w:eastAsia="Arial Unicode MS" w:hAnsi="Arial Unicode MS" w:cs="Arial Unicode MS"/>
                 <w:b/>
               </w:rPr>
-              <w:t xml:space="preserve">월 </w:t>
+              <w:t xml:space="preserve">일 </w:t>
             </w:r>
             <w:r>
               <w:rPr>
@@ -534,49 +529,28 @@
                 <w:rFonts w:ascii="Arial Unicode MS" w:eastAsia="Arial Unicode MS" w:hAnsi="Arial Unicode MS" w:cs="Arial Unicode MS"/>
                 <w:b/>
               </w:rPr>
-              <w:t xml:space="preserve">일 </w:t>
+              <w:t xml:space="preserve">시 ~ </w:t>
             </w:r>
             <w:r>
               <w:rPr>
                 <w:rFonts w:ascii="Arial Unicode MS" w:eastAsia="Arial Unicode MS" w:hAnsi="Arial Unicode MS" w:cs="Arial Unicode MS" w:hint="eastAsia"/>
                 <w:b/>
               </w:rPr>
-              <w:t>06</w:t>
+              <w:t>21</w:t>
             </w:r>
             <w:r>
               <w:rPr>
                 <w:rFonts w:ascii="Arial Unicode MS" w:eastAsia="Arial Unicode MS" w:hAnsi="Arial Unicode MS" w:cs="Arial Unicode MS"/>
                 <w:b/>
               </w:rPr>
-              <w:t xml:space="preserve">시 ~ </w:t>
+              <w:t xml:space="preserve">시(총 </w:t>
             </w:r>
             <w:r>
               <w:rPr>
                 <w:rFonts w:ascii="Arial Unicode MS" w:eastAsia="Arial Unicode MS" w:hAnsi="Arial Unicode MS" w:cs="Arial Unicode MS" w:hint="eastAsia"/>
                 <w:b/>
               </w:rPr>
-              <w:t>0</w:t>
-            </w:r>
-            <w:r>
-              <w:rPr>
-                <w:rFonts w:ascii="Arial Unicode MS" w:eastAsia="Arial Unicode MS" w:hAnsi="Arial Unicode MS" w:cs="Arial Unicode MS" w:hint="eastAsia"/>
-                <w:b/>
-              </w:rPr>
-              <w:t>7</w:t>
-            </w:r>
-            <w:r>
-              <w:rPr>
-                <w:rFonts w:ascii="Arial Unicode MS" w:eastAsia="Arial Unicode MS" w:hAnsi="Arial Unicode MS" w:cs="Arial Unicode MS"/>
-                <w:b/>
-              </w:rPr>
-              <w:t xml:space="preserve">시(총 </w:t>
-            </w:r>
-            <w:r>
-              <w:rPr>
-                <w:rFonts w:ascii="Arial Unicode MS" w:eastAsia="Arial Unicode MS" w:hAnsi="Arial Unicode MS" w:cs="Arial Unicode MS" w:hint="eastAsia"/>
-                <w:b/>
-              </w:rPr>
-              <w:t>1</w:t>
+              <w:t>3</w:t>
             </w:r>
             <w:r>
               <w:rPr>
@@ -665,25 +639,7 @@
               <w:rPr>
                 <w:rFonts w:hint="eastAsia"/>
               </w:rPr>
-              <w:t xml:space="preserve"> </w:t>
-            </w:r>
-            <w:r>
-              <w:rPr>
-                <w:rFonts w:hint="eastAsia"/>
-              </w:rPr>
-              <w:t>화상</w:t>
-            </w:r>
-            <w:r>
-              <w:rPr>
-                <w:rFonts w:hint="eastAsia"/>
-              </w:rPr>
-              <w:t xml:space="preserve"> </w:t>
-            </w:r>
-            <w:r>
-              <w:rPr>
-                <w:rFonts w:hint="eastAsia"/>
-              </w:rPr>
-              <w:t>채팅</w:t>
+              <w:t xml:space="preserve"> 화상 채팅</w:t>
             </w:r>
           </w:p>
         </w:tc>
@@ -752,13 +708,7 @@
               <w:rPr>
                 <w:rFonts w:hint="eastAsia"/>
               </w:rPr>
-              <w:t>6</w:t>
-            </w:r>
-            <w:r>
-              <w:rPr>
-                <w:rFonts w:hint="eastAsia"/>
-              </w:rPr>
-              <w:t>명</w:t>
+              <w:t>6명</w:t>
             </w:r>
           </w:p>
         </w:tc>
@@ -824,9 +774,6 @@
             <w:pPr>
               <w:spacing w:before="240" w:after="240" w:line="384" w:lineRule="auto"/>
               <w:jc w:val="both"/>
-              <w:rPr>
-                <w:rFonts w:hint="eastAsia"/>
-              </w:rPr>
             </w:pPr>
             <w:proofErr w:type="spellStart"/>
             <w:r>
@@ -840,13 +787,7 @@
               <w:rPr>
                 <w:rFonts w:hint="eastAsia"/>
               </w:rPr>
-              <w:t xml:space="preserve"> </w:t>
-            </w:r>
-            <w:r>
-              <w:rPr>
-                <w:rFonts w:hint="eastAsia"/>
-              </w:rPr>
-              <w:t>설치</w:t>
+              <w:t xml:space="preserve"> 설치</w:t>
             </w:r>
             <w:r>
               <w:rPr>
@@ -858,13 +799,7 @@
               <w:rPr>
                 <w:rFonts w:hint="eastAsia"/>
               </w:rPr>
-              <w:t xml:space="preserve"> </w:t>
-            </w:r>
-            <w:r>
-              <w:rPr>
-                <w:rFonts w:hint="eastAsia"/>
-              </w:rPr>
-              <w:t>환경설정</w:t>
+              <w:t xml:space="preserve"> 환경설정</w:t>
             </w:r>
           </w:p>
         </w:tc>
@@ -936,9 +871,6 @@
               <w:spacing w:line="384" w:lineRule="auto"/>
               <w:ind w:leftChars="0" w:left="357" w:hanging="357"/>
               <w:jc w:val="both"/>
-              <w:rPr>
-                <w:rFonts w:hint="eastAsia"/>
-              </w:rPr>
             </w:pPr>
             <w:proofErr w:type="spellStart"/>
             <w:r>
@@ -956,31 +888,7 @@
                 <w:b/>
                 <w:bCs/>
               </w:rPr>
-              <w:t xml:space="preserve"> </w:t>
-            </w:r>
-            <w:r>
-              <w:rPr>
-                <w:rFonts w:hint="eastAsia"/>
-                <w:b/>
-                <w:bCs/>
-              </w:rPr>
-              <w:t>기본</w:t>
-            </w:r>
-            <w:r>
-              <w:rPr>
-                <w:rFonts w:hint="eastAsia"/>
-                <w:b/>
-                <w:bCs/>
-              </w:rPr>
-              <w:t xml:space="preserve"> </w:t>
-            </w:r>
-            <w:r>
-              <w:rPr>
-                <w:rFonts w:hint="eastAsia"/>
-                <w:b/>
-                <w:bCs/>
-              </w:rPr>
-              <w:t>개념</w:t>
+              <w:t xml:space="preserve"> 기본 개념</w:t>
             </w:r>
           </w:p>
           <w:p>
@@ -1002,105 +910,7 @@
                 <w:rFonts w:hint="eastAsia"/>
                 <w:u w:val="single"/>
               </w:rPr>
-              <w:t>소스코드를</w:t>
-            </w:r>
-            <w:r>
-              <w:rPr>
-                <w:rFonts w:hint="eastAsia"/>
-                <w:u w:val="single"/>
-              </w:rPr>
-              <w:t xml:space="preserve"> </w:t>
-            </w:r>
-            <w:r>
-              <w:rPr>
-                <w:rFonts w:hint="eastAsia"/>
-                <w:u w:val="single"/>
-              </w:rPr>
-              <w:t>저장</w:t>
-            </w:r>
-            <w:r>
-              <w:rPr>
-                <w:rFonts w:hint="eastAsia"/>
-                <w:u w:val="single"/>
-              </w:rPr>
-              <w:t xml:space="preserve">, </w:t>
-            </w:r>
-            <w:r>
-              <w:rPr>
-                <w:rFonts w:hint="eastAsia"/>
-                <w:u w:val="single"/>
-              </w:rPr>
-              <w:t>공유</w:t>
-            </w:r>
-            <w:r>
-              <w:rPr>
-                <w:rFonts w:hint="eastAsia"/>
-                <w:u w:val="single"/>
-              </w:rPr>
-              <w:t xml:space="preserve">, </w:t>
-            </w:r>
-            <w:r>
-              <w:rPr>
-                <w:rFonts w:hint="eastAsia"/>
-                <w:u w:val="single"/>
-              </w:rPr>
-              <w:t>협업할</w:t>
-            </w:r>
-            <w:r>
-              <w:rPr>
-                <w:rFonts w:hint="eastAsia"/>
-                <w:u w:val="single"/>
-              </w:rPr>
-              <w:t xml:space="preserve"> </w:t>
-            </w:r>
-            <w:r>
-              <w:rPr>
-                <w:rFonts w:hint="eastAsia"/>
-                <w:u w:val="single"/>
-              </w:rPr>
-              <w:t>수</w:t>
-            </w:r>
-            <w:r>
-              <w:rPr>
-                <w:rFonts w:hint="eastAsia"/>
-                <w:u w:val="single"/>
-              </w:rPr>
-              <w:t xml:space="preserve"> </w:t>
-            </w:r>
-            <w:r>
-              <w:rPr>
-                <w:rFonts w:hint="eastAsia"/>
-                <w:u w:val="single"/>
-              </w:rPr>
-              <w:t>있도록</w:t>
-            </w:r>
-            <w:r>
-              <w:rPr>
-                <w:rFonts w:hint="eastAsia"/>
-                <w:u w:val="single"/>
-              </w:rPr>
-              <w:t xml:space="preserve"> </w:t>
-            </w:r>
-            <w:r>
-              <w:rPr>
-                <w:rFonts w:hint="eastAsia"/>
-                <w:u w:val="single"/>
-              </w:rPr>
-              <w:t>도와주는</w:t>
-            </w:r>
-            <w:r>
-              <w:rPr>
-                <w:rFonts w:hint="eastAsia"/>
-                <w:u w:val="single"/>
-              </w:rPr>
-              <w:t xml:space="preserve"> </w:t>
-            </w:r>
-            <w:r>
-              <w:rPr>
-                <w:rFonts w:hint="eastAsia"/>
-                <w:u w:val="single"/>
-              </w:rPr>
-              <w:t>서비스</w:t>
+              <w:t>소스코드를 저장, 공유, 협업할 수 있도록 도와주는 서비스</w:t>
             </w:r>
           </w:p>
           <w:p>
@@ -1118,85 +928,7 @@
               <w:rPr>
                 <w:rFonts w:hint="eastAsia"/>
               </w:rPr>
-              <w:t>버전</w:t>
-            </w:r>
-            <w:r>
-              <w:rPr>
-                <w:rFonts w:hint="eastAsia"/>
-              </w:rPr>
-              <w:t xml:space="preserve"> </w:t>
-            </w:r>
-            <w:r>
-              <w:rPr>
-                <w:rFonts w:hint="eastAsia"/>
-              </w:rPr>
-              <w:t>관리</w:t>
-            </w:r>
-            <w:r>
-              <w:rPr>
-                <w:rFonts w:hint="eastAsia"/>
-              </w:rPr>
-              <w:t xml:space="preserve"> </w:t>
-            </w:r>
-            <w:r>
-              <w:rPr>
-                <w:rFonts w:hint="eastAsia"/>
-              </w:rPr>
-              <w:t>시스템으로</w:t>
-            </w:r>
-            <w:r>
-              <w:rPr>
-                <w:rFonts w:hint="eastAsia"/>
-              </w:rPr>
-              <w:t xml:space="preserve">, </w:t>
-            </w:r>
-            <w:r>
-              <w:rPr>
-                <w:rFonts w:hint="eastAsia"/>
-              </w:rPr>
-              <w:t>파일</w:t>
-            </w:r>
-            <w:r>
-              <w:rPr>
-                <w:rFonts w:hint="eastAsia"/>
-              </w:rPr>
-              <w:t xml:space="preserve"> </w:t>
-            </w:r>
-            <w:r>
-              <w:rPr>
-                <w:rFonts w:hint="eastAsia"/>
-              </w:rPr>
-              <w:t>변경</w:t>
-            </w:r>
-            <w:r>
-              <w:rPr>
-                <w:rFonts w:hint="eastAsia"/>
-              </w:rPr>
-              <w:t xml:space="preserve"> </w:t>
-            </w:r>
-            <w:r>
-              <w:rPr>
-                <w:rFonts w:hint="eastAsia"/>
-              </w:rPr>
-              <w:t>이력을</w:t>
-            </w:r>
-            <w:r>
-              <w:rPr>
-                <w:rFonts w:hint="eastAsia"/>
-              </w:rPr>
-              <w:t xml:space="preserve"> </w:t>
-            </w:r>
-            <w:r>
-              <w:rPr>
-                <w:rFonts w:hint="eastAsia"/>
-              </w:rPr>
-              <w:t>추적하고</w:t>
-            </w:r>
-            <w:r>
-              <w:rPr>
-                <w:rFonts w:hint="eastAsia"/>
-              </w:rPr>
-              <w:t xml:space="preserve"> </w:t>
+              <w:t xml:space="preserve">버전 관리 시스템으로, 파일 변경 이력을 추적하고 </w:t>
             </w:r>
             <w:proofErr w:type="spellStart"/>
             <w:r>
@@ -1210,25 +942,7 @@
               <w:rPr>
                 <w:rFonts w:hint="eastAsia"/>
               </w:rPr>
-              <w:t xml:space="preserve"> </w:t>
-            </w:r>
-            <w:r>
-              <w:rPr>
-                <w:rFonts w:hint="eastAsia"/>
-              </w:rPr>
-              <w:t>수</w:t>
-            </w:r>
-            <w:r>
-              <w:rPr>
-                <w:rFonts w:hint="eastAsia"/>
-              </w:rPr>
-              <w:t xml:space="preserve"> </w:t>
-            </w:r>
-            <w:r>
-              <w:rPr>
-                <w:rFonts w:hint="eastAsia"/>
-              </w:rPr>
-              <w:t>있음</w:t>
+              <w:t xml:space="preserve"> 수 있음</w:t>
             </w:r>
           </w:p>
           <w:p>
@@ -1246,79 +960,7 @@
               <w:rPr>
                 <w:rFonts w:hint="eastAsia"/>
               </w:rPr>
-              <w:t>로컬</w:t>
-            </w:r>
-            <w:r>
-              <w:rPr>
-                <w:rFonts w:hint="eastAsia"/>
-              </w:rPr>
-              <w:t xml:space="preserve"> </w:t>
-            </w:r>
-            <w:r>
-              <w:rPr>
-                <w:rFonts w:hint="eastAsia"/>
-              </w:rPr>
-              <w:t>저장소와</w:t>
-            </w:r>
-            <w:r>
-              <w:rPr>
-                <w:rFonts w:hint="eastAsia"/>
-              </w:rPr>
-              <w:t xml:space="preserve"> </w:t>
-            </w:r>
-            <w:r>
-              <w:rPr>
-                <w:rFonts w:hint="eastAsia"/>
-              </w:rPr>
-              <w:t>원격</w:t>
-            </w:r>
-            <w:r>
-              <w:rPr>
-                <w:rFonts w:hint="eastAsia"/>
-              </w:rPr>
-              <w:t xml:space="preserve"> </w:t>
-            </w:r>
-            <w:r>
-              <w:rPr>
-                <w:rFonts w:hint="eastAsia"/>
-              </w:rPr>
-              <w:t>저장소를</w:t>
-            </w:r>
-            <w:r>
-              <w:rPr>
-                <w:rFonts w:hint="eastAsia"/>
-              </w:rPr>
-              <w:t xml:space="preserve"> </w:t>
-            </w:r>
-            <w:r>
-              <w:rPr>
-                <w:rFonts w:hint="eastAsia"/>
-              </w:rPr>
-              <w:t>활용하여</w:t>
-            </w:r>
-            <w:r>
-              <w:rPr>
-                <w:rFonts w:hint="eastAsia"/>
-              </w:rPr>
-              <w:t xml:space="preserve"> </w:t>
-            </w:r>
-            <w:r>
-              <w:rPr>
-                <w:rFonts w:hint="eastAsia"/>
-              </w:rPr>
-              <w:t>협업</w:t>
-            </w:r>
-            <w:r>
-              <w:rPr>
-                <w:rFonts w:hint="eastAsia"/>
-              </w:rPr>
-              <w:t xml:space="preserve"> </w:t>
-            </w:r>
-            <w:r>
-              <w:rPr>
-                <w:rFonts w:hint="eastAsia"/>
-              </w:rPr>
-              <w:t>가능</w:t>
+              <w:t>로컬 저장소와 원격 저장소를 활용하여 협업 가능</w:t>
             </w:r>
           </w:p>
           <w:p>
@@ -1336,73 +978,7 @@
               <w:rPr>
                 <w:rFonts w:hint="eastAsia"/>
               </w:rPr>
-              <w:t>여러</w:t>
-            </w:r>
-            <w:r>
-              <w:rPr>
-                <w:rFonts w:hint="eastAsia"/>
-              </w:rPr>
-              <w:t xml:space="preserve"> </w:t>
-            </w:r>
-            <w:r>
-              <w:rPr>
-                <w:rFonts w:hint="eastAsia"/>
-              </w:rPr>
-              <w:t>명이</w:t>
-            </w:r>
-            <w:r>
-              <w:rPr>
-                <w:rFonts w:hint="eastAsia"/>
-              </w:rPr>
-              <w:t xml:space="preserve"> </w:t>
-            </w:r>
-            <w:r>
-              <w:rPr>
-                <w:rFonts w:hint="eastAsia"/>
-              </w:rPr>
-              <w:t>동시에</w:t>
-            </w:r>
-            <w:r>
-              <w:rPr>
-                <w:rFonts w:hint="eastAsia"/>
-              </w:rPr>
-              <w:t xml:space="preserve"> </w:t>
-            </w:r>
-            <w:r>
-              <w:rPr>
-                <w:rFonts w:hint="eastAsia"/>
-              </w:rPr>
-              <w:t>작업할</w:t>
-            </w:r>
-            <w:r>
-              <w:rPr>
-                <w:rFonts w:hint="eastAsia"/>
-              </w:rPr>
-              <w:t xml:space="preserve"> </w:t>
-            </w:r>
-            <w:r>
-              <w:rPr>
-                <w:rFonts w:hint="eastAsia"/>
-              </w:rPr>
-              <w:t>수</w:t>
-            </w:r>
-            <w:r>
-              <w:rPr>
-                <w:rFonts w:hint="eastAsia"/>
-              </w:rPr>
-              <w:t xml:space="preserve"> </w:t>
-            </w:r>
-            <w:r>
-              <w:rPr>
-                <w:rFonts w:hint="eastAsia"/>
-              </w:rPr>
-              <w:t>있도록</w:t>
-            </w:r>
-            <w:r>
-              <w:rPr>
-                <w:rFonts w:hint="eastAsia"/>
-              </w:rPr>
-              <w:t xml:space="preserve"> </w:t>
+              <w:t xml:space="preserve">여러 명이 동시에 작업할 수 있도록 </w:t>
             </w:r>
             <w:proofErr w:type="spellStart"/>
             <w:r>
@@ -1430,25 +1006,7 @@
               <w:rPr>
                 <w:rFonts w:hint="eastAsia"/>
               </w:rPr>
-              <w:t xml:space="preserve">) </w:t>
-            </w:r>
-            <w:r>
-              <w:rPr>
-                <w:rFonts w:hint="eastAsia"/>
-              </w:rPr>
-              <w:t>기능을</w:t>
-            </w:r>
-            <w:r>
-              <w:rPr>
-                <w:rFonts w:hint="eastAsia"/>
-              </w:rPr>
-              <w:t xml:space="preserve"> </w:t>
-            </w:r>
-            <w:r>
-              <w:rPr>
-                <w:rFonts w:hint="eastAsia"/>
-              </w:rPr>
-              <w:t>제공</w:t>
+              <w:t>) 기능을 제공</w:t>
             </w:r>
           </w:p>
           <w:p>
@@ -1473,50 +1031,14 @@
               <w:rPr>
                 <w:rFonts w:hint="eastAsia"/>
               </w:rPr>
-              <w:t>Actions</w:t>
-            </w:r>
-            <w:r>
-              <w:rPr>
-                <w:rFonts w:hint="eastAsia"/>
-              </w:rPr>
-              <w:t>를</w:t>
+              <w:t>Actions를</w:t>
             </w:r>
             <w:proofErr w:type="spellEnd"/>
             <w:r>
               <w:rPr>
                 <w:rFonts w:hint="eastAsia"/>
               </w:rPr>
-              <w:t xml:space="preserve"> </w:t>
-            </w:r>
-            <w:r>
-              <w:rPr>
-                <w:rFonts w:hint="eastAsia"/>
-              </w:rPr>
-              <w:t>활용한</w:t>
-            </w:r>
-            <w:r>
-              <w:rPr>
-                <w:rFonts w:hint="eastAsia"/>
-              </w:rPr>
-              <w:t xml:space="preserve"> CI/CD </w:t>
-            </w:r>
-            <w:r>
-              <w:rPr>
-                <w:rFonts w:hint="eastAsia"/>
-              </w:rPr>
-              <w:t>자동화</w:t>
-            </w:r>
-            <w:r>
-              <w:rPr>
-                <w:rFonts w:hint="eastAsia"/>
-              </w:rPr>
-              <w:t xml:space="preserve"> </w:t>
-            </w:r>
-            <w:r>
-              <w:rPr>
-                <w:rFonts w:hint="eastAsia"/>
-              </w:rPr>
-              <w:t>가능</w:t>
+              <w:t xml:space="preserve"> 활용한 CI/CD 자동화 가능</w:t>
             </w:r>
           </w:p>
           <w:p>
@@ -1541,7 +1063,7 @@
                 <w:b/>
                 <w:bCs/>
               </w:rPr>
-              <w:t>Git</w:t>
+              <w:t>Git과</w:t>
             </w:r>
             <w:proofErr w:type="spellEnd"/>
             <w:r>
@@ -1550,23 +1072,7 @@
                 <w:b/>
                 <w:bCs/>
               </w:rPr>
-              <w:t>과</w:t>
-            </w:r>
-            <w:r>
-              <w:rPr>
-                <w:rFonts w:hint="eastAsia"/>
-                <w:b/>
-                <w:bCs/>
-              </w:rPr>
-              <w:t xml:space="preserve"> GitHub </w:t>
-            </w:r>
-            <w:r>
-              <w:rPr>
-                <w:rFonts w:hint="eastAsia"/>
-                <w:b/>
-                <w:bCs/>
-              </w:rPr>
-              <w:t>차이점</w:t>
+              <w:t xml:space="preserve"> GitHub 차이점</w:t>
             </w:r>
           </w:p>
           <w:p>
@@ -1579,68 +1085,14 @@
               <w:rPr>
                 <w:rFonts w:hint="eastAsia"/>
               </w:rPr>
-              <w:t>Git</w:t>
+              <w:t>Git은</w:t>
             </w:r>
             <w:proofErr w:type="spellEnd"/>
             <w:r>
               <w:rPr>
                 <w:rFonts w:hint="eastAsia"/>
               </w:rPr>
-              <w:t>은</w:t>
-            </w:r>
-            <w:r>
-              <w:rPr>
-                <w:rFonts w:hint="eastAsia"/>
-              </w:rPr>
-              <w:t xml:space="preserve"> </w:t>
-            </w:r>
-            <w:r>
-              <w:rPr>
-                <w:rFonts w:hint="eastAsia"/>
-              </w:rPr>
-              <w:t>단순히</w:t>
-            </w:r>
-            <w:r>
-              <w:rPr>
-                <w:rFonts w:hint="eastAsia"/>
-              </w:rPr>
-              <w:t xml:space="preserve"> </w:t>
-            </w:r>
-            <w:r>
-              <w:rPr>
-                <w:rFonts w:hint="eastAsia"/>
-              </w:rPr>
-              <w:t>버전</w:t>
-            </w:r>
-            <w:r>
-              <w:rPr>
-                <w:rFonts w:hint="eastAsia"/>
-              </w:rPr>
-              <w:t xml:space="preserve"> </w:t>
-            </w:r>
-            <w:r>
-              <w:rPr>
-                <w:rFonts w:hint="eastAsia"/>
-              </w:rPr>
-              <w:t>관리를</w:t>
-            </w:r>
-            <w:r>
-              <w:rPr>
-                <w:rFonts w:hint="eastAsia"/>
-              </w:rPr>
-              <w:t xml:space="preserve"> </w:t>
-            </w:r>
-            <w:r>
-              <w:rPr>
-                <w:rFonts w:hint="eastAsia"/>
-              </w:rPr>
-              <w:t>위한</w:t>
-            </w:r>
-            <w:r>
-              <w:rPr>
-                <w:rFonts w:hint="eastAsia"/>
-              </w:rPr>
-              <w:t xml:space="preserve"> </w:t>
+              <w:t xml:space="preserve"> 단순히 버전 관리를 위한 </w:t>
             </w:r>
             <w:r>
               <w:rPr>
@@ -1660,28 +1112,19 @@
             <w:pPr>
               <w:spacing w:line="384" w:lineRule="auto"/>
               <w:jc w:val="both"/>
-              <w:rPr>
-                <w:rFonts w:hint="eastAsia"/>
-              </w:rPr>
             </w:pPr>
             <w:proofErr w:type="spellStart"/>
             <w:r>
               <w:rPr>
                 <w:rFonts w:hint="eastAsia"/>
               </w:rPr>
-              <w:t>Github</w:t>
+              <w:t>Github는</w:t>
             </w:r>
             <w:proofErr w:type="spellEnd"/>
             <w:r>
               <w:rPr>
                 <w:rFonts w:hint="eastAsia"/>
               </w:rPr>
-              <w:t>는</w:t>
-            </w:r>
-            <w:r>
-              <w:rPr>
-                <w:rFonts w:hint="eastAsia"/>
-              </w:rPr>
               <w:t xml:space="preserve"> </w:t>
             </w:r>
             <w:proofErr w:type="spellStart"/>
@@ -1689,32 +1132,14 @@
               <w:rPr>
                 <w:rFonts w:hint="eastAsia"/>
               </w:rPr>
-              <w:t>Git</w:t>
+              <w:t>Git을</w:t>
             </w:r>
             <w:proofErr w:type="spellEnd"/>
             <w:r>
               <w:rPr>
                 <w:rFonts w:hint="eastAsia"/>
               </w:rPr>
-              <w:t>을</w:t>
-            </w:r>
-            <w:r>
-              <w:rPr>
-                <w:rFonts w:hint="eastAsia"/>
-              </w:rPr>
-              <w:t xml:space="preserve"> </w:t>
-            </w:r>
-            <w:r>
-              <w:rPr>
-                <w:rFonts w:hint="eastAsia"/>
-              </w:rPr>
-              <w:t>활용하여</w:t>
-            </w:r>
-            <w:r>
-              <w:rPr>
-                <w:rFonts w:hint="eastAsia"/>
-              </w:rPr>
-              <w:t xml:space="preserve"> </w:t>
+              <w:t xml:space="preserve"> 활용하여 </w:t>
             </w:r>
             <w:r>
               <w:rPr>
@@ -1727,37 +1152,7 @@
               <w:rPr>
                 <w:rFonts w:hint="eastAsia"/>
               </w:rPr>
-              <w:t>을</w:t>
-            </w:r>
-            <w:r>
-              <w:rPr>
-                <w:rFonts w:hint="eastAsia"/>
-              </w:rPr>
-              <w:t xml:space="preserve"> </w:t>
-            </w:r>
-            <w:r>
-              <w:rPr>
-                <w:rFonts w:hint="eastAsia"/>
-              </w:rPr>
-              <w:t>돕는</w:t>
-            </w:r>
-            <w:r>
-              <w:rPr>
-                <w:rFonts w:hint="eastAsia"/>
-              </w:rPr>
-              <w:t xml:space="preserve"> </w:t>
-            </w:r>
-            <w:r>
-              <w:rPr>
-                <w:rFonts w:hint="eastAsia"/>
-              </w:rPr>
-              <w:t>서비스입니다</w:t>
-            </w:r>
-            <w:r>
-              <w:rPr>
-                <w:rFonts w:hint="eastAsia"/>
-              </w:rPr>
-              <w:t xml:space="preserve">. </w:t>
+              <w:t xml:space="preserve">을 돕는 서비스입니다. </w:t>
             </w:r>
           </w:p>
           <w:p>
@@ -1771,7 +1166,6 @@
               <w:ind w:leftChars="0"/>
               <w:jc w:val="both"/>
               <w:rPr>
-                <w:rFonts w:hint="eastAsia"/>
                 <w:b/>
                 <w:bCs/>
               </w:rPr>
@@ -1782,7 +1176,6 @@
                 <w:b/>
                 <w:bCs/>
               </w:rPr>
-              <w:lastRenderedPageBreak/>
               <w:t>설치</w:t>
             </w:r>
             <w:r>
@@ -1791,7 +1184,7 @@
                 <w:b/>
                 <w:bCs/>
               </w:rPr>
-              <w:t xml:space="preserve"> </w:t>
+              <w:t xml:space="preserve"> 및 기본설정</w:t>
             </w:r>
             <w:r>
               <w:rPr>
@@ -1799,15 +1192,16 @@
                 <w:b/>
                 <w:bCs/>
               </w:rPr>
-              <w:t>및</w:t>
-            </w:r>
+              <w:t xml:space="preserve"> 방법 (</w:t>
+            </w:r>
+            <w:proofErr w:type="spellStart"/>
             <w:r>
               <w:rPr>
                 <w:rFonts w:hint="eastAsia"/>
                 <w:b/>
                 <w:bCs/>
               </w:rPr>
-              <w:t xml:space="preserve"> </w:t>
+              <w:t>windows</w:t>
             </w:r>
             <w:r>
               <w:rPr>
@@ -1815,65 +1209,16 @@
                 <w:b/>
                 <w:bCs/>
               </w:rPr>
-              <w:t>기본설정</w:t>
-            </w:r>
+              <w:t>에서</w:t>
+            </w:r>
+            <w:proofErr w:type="spellEnd"/>
             <w:r>
               <w:rPr>
                 <w:rFonts w:hint="eastAsia"/>
                 <w:b/>
                 <w:bCs/>
               </w:rPr>
-              <w:t xml:space="preserve"> </w:t>
-            </w:r>
-            <w:r>
-              <w:rPr>
-                <w:rFonts w:hint="eastAsia"/>
-                <w:b/>
-                <w:bCs/>
-              </w:rPr>
-              <w:t>방법</w:t>
-            </w:r>
-            <w:r>
-              <w:rPr>
-                <w:rFonts w:hint="eastAsia"/>
-                <w:b/>
-                <w:bCs/>
-              </w:rPr>
-              <w:t xml:space="preserve"> (</w:t>
-            </w:r>
-            <w:proofErr w:type="spellStart"/>
-            <w:r>
-              <w:rPr>
-                <w:rFonts w:hint="eastAsia"/>
-                <w:b/>
-                <w:bCs/>
-              </w:rPr>
-              <w:t>windows</w:t>
-            </w:r>
-            <w:proofErr w:type="spellEnd"/>
-            <w:r>
-              <w:rPr>
-                <w:rFonts w:hint="eastAsia"/>
-                <w:b/>
-                <w:bCs/>
-              </w:rPr>
-              <w:t>에서</w:t>
-            </w:r>
-            <w:r>
-              <w:rPr>
-                <w:rFonts w:hint="eastAsia"/>
-                <w:b/>
-                <w:bCs/>
-              </w:rPr>
-              <w:t xml:space="preserve"> </w:t>
-            </w:r>
-            <w:r>
-              <w:rPr>
-                <w:rFonts w:hint="eastAsia"/>
-                <w:b/>
-                <w:bCs/>
-              </w:rPr>
-              <w:t>설치</w:t>
+              <w:t xml:space="preserve"> 설치</w:t>
             </w:r>
             <w:r>
               <w:rPr>
@@ -1920,31 +1265,7 @@
               <w:rPr>
                 <w:rFonts w:hint="eastAsia"/>
               </w:rPr>
-              <w:t xml:space="preserve"> </w:t>
-            </w:r>
-            <w:r>
-              <w:rPr>
-                <w:rFonts w:hint="eastAsia"/>
-              </w:rPr>
-              <w:t>들어가서</w:t>
-            </w:r>
-            <w:r>
-              <w:rPr>
-                <w:rFonts w:hint="eastAsia"/>
-              </w:rPr>
-              <w:t xml:space="preserve"> </w:t>
-            </w:r>
-            <w:r>
-              <w:rPr>
-                <w:rFonts w:hint="eastAsia"/>
-              </w:rPr>
-              <w:t>설치하기</w:t>
-            </w:r>
-            <w:r>
-              <w:rPr>
-                <w:rFonts w:hint="eastAsia"/>
-              </w:rPr>
-              <w:t>.</w:t>
+              <w:t xml:space="preserve"> 들어가서 설치하기.</w:t>
             </w:r>
           </w:p>
           <w:p>
@@ -1962,43 +1283,7 @@
               <w:rPr>
                 <w:rFonts w:hint="eastAsia"/>
               </w:rPr>
-              <w:t>바탕화면에</w:t>
-            </w:r>
-            <w:r>
-              <w:rPr>
-                <w:rFonts w:hint="eastAsia"/>
-              </w:rPr>
-              <w:t xml:space="preserve"> </w:t>
-            </w:r>
-            <w:r>
-              <w:rPr>
-                <w:rFonts w:hint="eastAsia"/>
-              </w:rPr>
-              <w:t>새로운</w:t>
-            </w:r>
-            <w:r>
-              <w:rPr>
-                <w:rFonts w:hint="eastAsia"/>
-              </w:rPr>
-              <w:t xml:space="preserve"> </w:t>
-            </w:r>
-            <w:r>
-              <w:rPr>
-                <w:rFonts w:hint="eastAsia"/>
-              </w:rPr>
-              <w:t>폴더</w:t>
-            </w:r>
-            <w:r>
-              <w:rPr>
-                <w:rFonts w:hint="eastAsia"/>
-              </w:rPr>
-              <w:t xml:space="preserve"> </w:t>
-            </w:r>
-            <w:r>
-              <w:rPr>
-                <w:rFonts w:hint="eastAsia"/>
-              </w:rPr>
-              <w:t>만들기</w:t>
+              <w:t>바탕화면에 새로운 폴더 만들기</w:t>
             </w:r>
           </w:p>
           <w:p>
@@ -2016,147 +1301,75 @@
               <w:rPr>
                 <w:rFonts w:hint="eastAsia"/>
               </w:rPr>
-              <w:t>폴더</w:t>
-            </w:r>
+              <w:t xml:space="preserve">폴더 클릭 후, 오른쪽 마우스 클릭 </w:t>
+            </w:r>
+            <w:r>
+              <w:t>“</w:t>
+            </w:r>
+            <w:proofErr w:type="spellStart"/>
+            <w:r>
+              <w:rPr>
+                <w:rFonts w:hint="eastAsia"/>
+              </w:rPr>
+              <w:t>open</w:t>
+            </w:r>
+            <w:proofErr w:type="spellEnd"/>
             <w:r>
               <w:rPr>
                 <w:rFonts w:hint="eastAsia"/>
               </w:rPr>
               <w:t xml:space="preserve"> </w:t>
             </w:r>
-            <w:r>
-              <w:rPr>
-                <w:rFonts w:hint="eastAsia"/>
-              </w:rPr>
-              <w:t>클릭</w:t>
-            </w:r>
+            <w:proofErr w:type="spellStart"/>
+            <w:r>
+              <w:rPr>
+                <w:rFonts w:hint="eastAsia"/>
+              </w:rPr>
+              <w:t>Git</w:t>
+            </w:r>
+            <w:proofErr w:type="spellEnd"/>
             <w:r>
               <w:rPr>
                 <w:rFonts w:hint="eastAsia"/>
               </w:rPr>
               <w:t xml:space="preserve"> </w:t>
             </w:r>
-            <w:r>
-              <w:rPr>
-                <w:rFonts w:hint="eastAsia"/>
-              </w:rPr>
-              <w:t>후</w:t>
-            </w:r>
-            <w:r>
-              <w:rPr>
-                <w:rFonts w:hint="eastAsia"/>
-              </w:rPr>
-              <w:t xml:space="preserve">, </w:t>
-            </w:r>
-            <w:r>
-              <w:rPr>
-                <w:rFonts w:hint="eastAsia"/>
-              </w:rPr>
-              <w:t>오른쪽</w:t>
-            </w:r>
+            <w:proofErr w:type="spellStart"/>
+            <w:r>
+              <w:rPr>
+                <w:rFonts w:hint="eastAsia"/>
+              </w:rPr>
+              <w:t>Bash</w:t>
+            </w:r>
+            <w:proofErr w:type="spellEnd"/>
             <w:r>
               <w:rPr>
                 <w:rFonts w:hint="eastAsia"/>
               </w:rPr>
               <w:t xml:space="preserve"> </w:t>
             </w:r>
-            <w:r>
-              <w:rPr>
-                <w:rFonts w:hint="eastAsia"/>
-              </w:rPr>
-              <w:t>마우스</w:t>
-            </w:r>
-            <w:r>
-              <w:rPr>
-                <w:rFonts w:hint="eastAsia"/>
-              </w:rPr>
-              <w:t xml:space="preserve"> </w:t>
-            </w:r>
-            <w:r>
-              <w:rPr>
-                <w:rFonts w:hint="eastAsia"/>
-              </w:rPr>
-              <w:t>클릭</w:t>
-            </w:r>
-            <w:r>
-              <w:rPr>
-                <w:rFonts w:hint="eastAsia"/>
-              </w:rPr>
-              <w:t xml:space="preserve"> </w:t>
-            </w:r>
-            <w:r>
-              <w:t>“</w:t>
-            </w:r>
             <w:proofErr w:type="spellStart"/>
             <w:r>
               <w:rPr>
                 <w:rFonts w:hint="eastAsia"/>
               </w:rPr>
-              <w:t>open</w:t>
+              <w:t>here</w:t>
+            </w:r>
+            <w:r>
+              <w:t>”</w:t>
+            </w:r>
+            <w:r>
+              <w:rPr>
+                <w:rFonts w:hint="eastAsia"/>
+              </w:rPr>
+              <w:t>로</w:t>
             </w:r>
             <w:proofErr w:type="spellEnd"/>
             <w:r>
               <w:rPr>
                 <w:rFonts w:hint="eastAsia"/>
               </w:rPr>
-              <w:t xml:space="preserve"> </w:t>
-            </w:r>
-            <w:proofErr w:type="spellStart"/>
-            <w:r>
-              <w:rPr>
-                <w:rFonts w:hint="eastAsia"/>
-              </w:rPr>
-              <w:t>Git</w:t>
-            </w:r>
-            <w:proofErr w:type="spellEnd"/>
-            <w:r>
-              <w:rPr>
-                <w:rFonts w:hint="eastAsia"/>
-              </w:rPr>
-              <w:t xml:space="preserve"> </w:t>
-            </w:r>
-            <w:proofErr w:type="spellStart"/>
-            <w:r>
-              <w:rPr>
-                <w:rFonts w:hint="eastAsia"/>
-              </w:rPr>
-              <w:t>Bash</w:t>
-            </w:r>
-            <w:proofErr w:type="spellEnd"/>
-            <w:r>
-              <w:rPr>
-                <w:rFonts w:hint="eastAsia"/>
-              </w:rPr>
-              <w:t xml:space="preserve"> </w:t>
-            </w:r>
-            <w:proofErr w:type="spellStart"/>
-            <w:r>
-              <w:rPr>
-                <w:rFonts w:hint="eastAsia"/>
-              </w:rPr>
-              <w:t>here</w:t>
-            </w:r>
-            <w:proofErr w:type="spellEnd"/>
-            <w:r>
-              <w:t>”</w:t>
-            </w:r>
-            <w:r>
-              <w:rPr>
-                <w:rFonts w:hint="eastAsia"/>
-              </w:rPr>
-              <w:t>로</w:t>
-            </w:r>
-            <w:r>
-              <w:rPr>
-                <w:rFonts w:hint="eastAsia"/>
-              </w:rPr>
-              <w:t xml:space="preserve"> </w:t>
-            </w:r>
-            <w:r>
-              <w:rPr>
-                <w:rFonts w:hint="eastAsia"/>
-              </w:rPr>
-              <w:t>들어가기</w:t>
+              <w:t xml:space="preserve"> 들어가기</w:t>
             </w:r>
           </w:p>
           <w:p>
@@ -2175,26 +1388,14 @@
               <w:rPr>
                 <w:rFonts w:hint="eastAsia"/>
               </w:rPr>
-              <w:t>cmd</w:t>
+              <w:t>cmd창이</w:t>
             </w:r>
             <w:proofErr w:type="spellEnd"/>
             <w:r>
               <w:rPr>
                 <w:rFonts w:hint="eastAsia"/>
               </w:rPr>
-              <w:t>창이</w:t>
-            </w:r>
-            <w:r>
-              <w:rPr>
-                <w:rFonts w:hint="eastAsia"/>
-              </w:rPr>
-              <w:t xml:space="preserve"> </w:t>
-            </w:r>
-            <w:r>
-              <w:rPr>
-                <w:rFonts w:hint="eastAsia"/>
-              </w:rPr>
-              <w:t>열리면</w:t>
+              <w:t xml:space="preserve"> 열리면</w:t>
             </w:r>
           </w:p>
           <w:p>
@@ -2212,25 +1413,7 @@
               <w:rPr>
                 <w:rFonts w:hint="eastAsia"/>
               </w:rPr>
-              <w:t>윈도우와</w:t>
-            </w:r>
-            <w:r>
-              <w:rPr>
-                <w:rFonts w:hint="eastAsia"/>
-              </w:rPr>
-              <w:t xml:space="preserve"> </w:t>
-            </w:r>
-            <w:r>
-              <w:rPr>
-                <w:rFonts w:hint="eastAsia"/>
-              </w:rPr>
-              <w:t>맥의</w:t>
-            </w:r>
-            <w:r>
-              <w:rPr>
-                <w:rFonts w:hint="eastAsia"/>
-              </w:rPr>
-              <w:t xml:space="preserve"> </w:t>
+              <w:t xml:space="preserve">윈도우와 맥의 </w:t>
             </w:r>
             <w:proofErr w:type="spellStart"/>
             <w:r>
@@ -2244,49 +1427,7 @@
               <w:rPr>
                 <w:rFonts w:hint="eastAsia"/>
               </w:rPr>
-              <w:t xml:space="preserve"> </w:t>
-            </w:r>
-            <w:r>
-              <w:rPr>
-                <w:rFonts w:hint="eastAsia"/>
-              </w:rPr>
-              <w:t>차이로</w:t>
-            </w:r>
-            <w:r>
-              <w:rPr>
-                <w:rFonts w:hint="eastAsia"/>
-              </w:rPr>
-              <w:t xml:space="preserve"> </w:t>
-            </w:r>
-            <w:r>
-              <w:rPr>
-                <w:rFonts w:hint="eastAsia"/>
-              </w:rPr>
-              <w:t>인한</w:t>
-            </w:r>
-            <w:r>
-              <w:rPr>
-                <w:rFonts w:hint="eastAsia"/>
-              </w:rPr>
-              <w:t xml:space="preserve"> </w:t>
-            </w:r>
-            <w:r>
-              <w:rPr>
-                <w:rFonts w:hint="eastAsia"/>
-              </w:rPr>
-              <w:t>오류</w:t>
-            </w:r>
-            <w:r>
-              <w:rPr>
-                <w:rFonts w:hint="eastAsia"/>
-              </w:rPr>
-              <w:t xml:space="preserve"> </w:t>
-            </w:r>
-            <w:r>
-              <w:rPr>
-                <w:rFonts w:hint="eastAsia"/>
-              </w:rPr>
-              <w:t>방지</w:t>
+              <w:t xml:space="preserve"> 차이로 인한 오류 방지</w:t>
             </w:r>
           </w:p>
           <w:p>
@@ -2296,15 +1437,28 @@
               <w:ind w:left="880" w:firstLineChars="300" w:firstLine="660"/>
               <w:jc w:val="both"/>
               <w:rPr>
-                <w:rFonts w:hint="eastAsia"/>
-                <w:lang w:val="en-US"/>
-              </w:rPr>
-            </w:pPr>
-            <w:r>
-              <w:rPr>
-                <w:lang w:val="en-US"/>
-              </w:rPr>
-              <w:t xml:space="preserve">git config --global </w:t>
+                <w:lang w:val="en-US"/>
+              </w:rPr>
+            </w:pPr>
+            <w:r>
+              <w:rPr>
+                <w:lang w:val="en-US"/>
+              </w:rPr>
+              <w:t>git config --</w:t>
+            </w:r>
+            <w:proofErr w:type="spellStart"/>
+            <w:r>
+              <w:rPr>
+                <w:lang w:val="en-US"/>
+              </w:rPr>
+              <w:t>global</w:t>
+            </w:r>
+            <w:proofErr w:type="spellEnd"/>
+            <w:r>
+              <w:rPr>
+                <w:lang w:val="en-US"/>
+              </w:rPr>
+              <w:t xml:space="preserve"> </w:t>
             </w:r>
             <w:proofErr w:type="spellStart"/>
             <w:proofErr w:type="gramStart"/>
@@ -2320,8 +1474,16 @@
               <w:rPr>
                 <w:lang w:val="en-US"/>
               </w:rPr>
-              <w:t xml:space="preserve"> true</w:t>
-            </w:r>
+              <w:t xml:space="preserve"> </w:t>
+            </w:r>
+            <w:proofErr w:type="spellStart"/>
+            <w:r>
+              <w:rPr>
+                <w:lang w:val="en-US"/>
+              </w:rPr>
+              <w:t>true</w:t>
+            </w:r>
+            <w:proofErr w:type="spellEnd"/>
           </w:p>
           <w:p>
             <w:pPr>
@@ -2334,72 +1496,15 @@
               <w:ind w:leftChars="0"/>
               <w:jc w:val="both"/>
               <w:rPr>
-                <w:rFonts w:hint="eastAsia"/>
-                <w:lang w:val="en-US"/>
-              </w:rPr>
-            </w:pPr>
-            <w:r>
-              <w:rPr>
-                <w:rFonts w:hint="eastAsia"/>
-                <w:lang w:val="en-US"/>
-              </w:rPr>
-              <w:t>사용자</w:t>
-            </w:r>
-            <w:r>
-              <w:rPr>
-                <w:rFonts w:hint="eastAsia"/>
-                <w:lang w:val="en-US"/>
-              </w:rPr>
-              <w:t xml:space="preserve"> </w:t>
-            </w:r>
-            <w:r>
-              <w:rPr>
-                <w:rFonts w:hint="eastAsia"/>
-                <w:lang w:val="en-US"/>
-              </w:rPr>
-              <w:t>이름</w:t>
-            </w:r>
-            <w:r>
-              <w:rPr>
-                <w:rFonts w:hint="eastAsia"/>
-                <w:lang w:val="en-US"/>
-              </w:rPr>
-              <w:t xml:space="preserve">, </w:t>
-            </w:r>
-            <w:r>
-              <w:rPr>
-                <w:rFonts w:hint="eastAsia"/>
-                <w:lang w:val="en-US"/>
-              </w:rPr>
-              <w:t>이메일</w:t>
-            </w:r>
-            <w:r>
-              <w:rPr>
-                <w:rFonts w:hint="eastAsia"/>
-                <w:lang w:val="en-US"/>
-              </w:rPr>
-              <w:t xml:space="preserve"> </w:t>
-            </w:r>
-            <w:r>
-              <w:rPr>
-                <w:rFonts w:hint="eastAsia"/>
-                <w:lang w:val="en-US"/>
-              </w:rPr>
-              <w:t>주소</w:t>
-            </w:r>
-            <w:r>
-              <w:rPr>
-                <w:rFonts w:hint="eastAsia"/>
-                <w:lang w:val="en-US"/>
-              </w:rPr>
-              <w:t xml:space="preserve"> </w:t>
-            </w:r>
-            <w:r>
-              <w:rPr>
-                <w:rFonts w:hint="eastAsia"/>
-                <w:lang w:val="en-US"/>
-              </w:rPr>
-              <w:t>설정</w:t>
+                <w:lang w:val="en-US"/>
+              </w:rPr>
+            </w:pPr>
+            <w:r>
+              <w:rPr>
+                <w:rFonts w:hint="eastAsia"/>
+                <w:lang w:val="en-US"/>
+              </w:rPr>
+              <w:t>사용자 이름, 이메일 주소 설정</w:t>
             </w:r>
           </w:p>
           <w:p>
@@ -2409,44 +1514,15 @@
               <w:ind w:left="880" w:firstLineChars="300" w:firstLine="660"/>
               <w:jc w:val="both"/>
               <w:rPr>
-                <w:rFonts w:hint="eastAsia"/>
-                <w:lang w:val="en-US"/>
-              </w:rPr>
-            </w:pPr>
-            <w:r>
-              <w:rPr>
-                <w:rFonts w:hint="eastAsia"/>
-                <w:lang w:val="en-US"/>
-              </w:rPr>
-              <w:t>git config --global user.name "(</w:t>
-            </w:r>
-            <w:r>
-              <w:rPr>
-                <w:rFonts w:hint="eastAsia"/>
-                <w:lang w:val="en-US"/>
-              </w:rPr>
-              <w:t>본인</w:t>
-            </w:r>
-            <w:r>
-              <w:rPr>
-                <w:rFonts w:hint="eastAsia"/>
-                <w:lang w:val="en-US"/>
-              </w:rPr>
-              <w:t xml:space="preserve"> </w:t>
-            </w:r>
-            <w:r>
-              <w:rPr>
-                <w:rFonts w:hint="eastAsia"/>
-                <w:lang w:val="en-US"/>
-              </w:rPr>
-              <w:t>이름</w:t>
-            </w:r>
-            <w:r>
-              <w:rPr>
-                <w:rFonts w:hint="eastAsia"/>
-                <w:lang w:val="en-US"/>
-              </w:rPr>
-              <w:t>)"</w:t>
+                <w:lang w:val="en-US"/>
+              </w:rPr>
+            </w:pPr>
+            <w:r>
+              <w:rPr>
+                <w:rFonts w:hint="eastAsia"/>
+                <w:lang w:val="en-US"/>
+              </w:rPr>
+              <w:t>git config --global user.name "(본인 이름)"</w:t>
             </w:r>
           </w:p>
           <w:p>
@@ -2456,16 +1532,31 @@
               <w:ind w:left="880" w:firstLineChars="300" w:firstLine="660"/>
               <w:jc w:val="both"/>
               <w:rPr>
-                <w:rFonts w:hint="eastAsia"/>
-                <w:lang w:val="en-US"/>
-              </w:rPr>
-            </w:pPr>
-            <w:r>
-              <w:rPr>
-                <w:rFonts w:hint="eastAsia"/>
-                <w:lang w:val="en-US"/>
-              </w:rPr>
-              <w:t xml:space="preserve">git config --global </w:t>
+                <w:lang w:val="en-US"/>
+              </w:rPr>
+            </w:pPr>
+            <w:r>
+              <w:rPr>
+                <w:rFonts w:hint="eastAsia"/>
+                <w:lang w:val="en-US"/>
+              </w:rPr>
+              <w:t>git config --</w:t>
+            </w:r>
+            <w:proofErr w:type="spellStart"/>
+            <w:r>
+              <w:rPr>
+                <w:rFonts w:hint="eastAsia"/>
+                <w:lang w:val="en-US"/>
+              </w:rPr>
+              <w:t>global</w:t>
+            </w:r>
+            <w:proofErr w:type="spellEnd"/>
+            <w:r>
+              <w:rPr>
+                <w:rFonts w:hint="eastAsia"/>
+                <w:lang w:val="en-US"/>
+              </w:rPr>
+              <w:t xml:space="preserve"> </w:t>
             </w:r>
             <w:proofErr w:type="spellStart"/>
             <w:proofErr w:type="gramStart"/>
@@ -2483,35 +1574,7 @@
                 <w:rFonts w:hint="eastAsia"/>
                 <w:lang w:val="en-US"/>
               </w:rPr>
-              <w:t xml:space="preserve"> "(</w:t>
-            </w:r>
-            <w:r>
-              <w:rPr>
-                <w:rFonts w:hint="eastAsia"/>
-                <w:lang w:val="en-US"/>
-              </w:rPr>
-              <w:t>본인</w:t>
-            </w:r>
-            <w:r>
-              <w:rPr>
-                <w:rFonts w:hint="eastAsia"/>
-                <w:lang w:val="en-US"/>
-              </w:rPr>
-              <w:t xml:space="preserve"> </w:t>
-            </w:r>
-            <w:r>
-              <w:rPr>
-                <w:rFonts w:hint="eastAsia"/>
-                <w:lang w:val="en-US"/>
-              </w:rPr>
-              <w:t>이메일</w:t>
-            </w:r>
-            <w:r>
-              <w:rPr>
-                <w:rFonts w:hint="eastAsia"/>
-                <w:lang w:val="en-US"/>
-              </w:rPr>
-              <w:t>)"</w:t>
+              <w:t xml:space="preserve"> "(본인 이메일)"</w:t>
             </w:r>
           </w:p>
           <w:p>
@@ -2525,86 +1588,15 @@
               <w:ind w:leftChars="0"/>
               <w:jc w:val="both"/>
               <w:rPr>
-                <w:rFonts w:hint="eastAsia"/>
-                <w:lang w:val="en-US"/>
-              </w:rPr>
-            </w:pPr>
-            <w:r>
-              <w:rPr>
-                <w:rFonts w:hint="eastAsia"/>
-                <w:lang w:val="en-US"/>
-              </w:rPr>
-              <w:t>사용자</w:t>
-            </w:r>
-            <w:r>
-              <w:rPr>
-                <w:rFonts w:hint="eastAsia"/>
-                <w:lang w:val="en-US"/>
-              </w:rPr>
-              <w:t xml:space="preserve"> </w:t>
-            </w:r>
-            <w:r>
-              <w:rPr>
-                <w:rFonts w:hint="eastAsia"/>
-                <w:lang w:val="en-US"/>
-              </w:rPr>
-              <w:t>이름</w:t>
-            </w:r>
-            <w:r>
-              <w:rPr>
-                <w:rFonts w:hint="eastAsia"/>
-                <w:lang w:val="en-US"/>
-              </w:rPr>
-              <w:t xml:space="preserve">, </w:t>
-            </w:r>
-            <w:r>
-              <w:rPr>
-                <w:rFonts w:hint="eastAsia"/>
-                <w:lang w:val="en-US"/>
-              </w:rPr>
-              <w:t>이메일</w:t>
-            </w:r>
-            <w:r>
-              <w:rPr>
-                <w:rFonts w:hint="eastAsia"/>
-                <w:lang w:val="en-US"/>
-              </w:rPr>
-              <w:t xml:space="preserve"> </w:t>
-            </w:r>
-            <w:r>
-              <w:rPr>
-                <w:rFonts w:hint="eastAsia"/>
-                <w:lang w:val="en-US"/>
-              </w:rPr>
-              <w:t>주소</w:t>
-            </w:r>
-            <w:r>
-              <w:rPr>
-                <w:rFonts w:hint="eastAsia"/>
-                <w:lang w:val="en-US"/>
-              </w:rPr>
-              <w:t xml:space="preserve"> </w:t>
-            </w:r>
-            <w:r>
-              <w:rPr>
-                <w:rFonts w:hint="eastAsia"/>
-                <w:lang w:val="en-US"/>
-              </w:rPr>
-              <w:t>설정</w:t>
-            </w:r>
-            <w:r>
-              <w:rPr>
-                <w:rFonts w:hint="eastAsia"/>
-                <w:lang w:val="en-US"/>
-              </w:rPr>
-              <w:t xml:space="preserve"> </w:t>
-            </w:r>
-            <w:r>
-              <w:rPr>
-                <w:rFonts w:hint="eastAsia"/>
-                <w:lang w:val="en-US"/>
-              </w:rPr>
-              <w:t>확인</w:t>
+                <w:lang w:val="en-US"/>
+              </w:rPr>
+            </w:pPr>
+            <w:r>
+              <w:rPr>
+                <w:rFonts w:hint="eastAsia"/>
+                <w:lang w:val="en-US"/>
+              </w:rPr>
+              <w:t>사용자 이름, 이메일 주소 설정 확인</w:t>
             </w:r>
           </w:p>
           <w:p>
@@ -2631,7 +1623,6 @@
               <w:ind w:left="880" w:firstLineChars="300" w:firstLine="660"/>
               <w:jc w:val="both"/>
               <w:rPr>
-                <w:rFonts w:hint="eastAsia"/>
                 <w:lang w:val="en-US"/>
               </w:rPr>
             </w:pPr>
@@ -2653,30 +1644,15 @@
               <w:ind w:leftChars="0"/>
               <w:jc w:val="both"/>
               <w:rPr>
-                <w:rFonts w:hint="eastAsia"/>
-                <w:lang w:val="en-US"/>
-              </w:rPr>
-            </w:pPr>
-            <w:r>
-              <w:rPr>
-                <w:rFonts w:hint="eastAsia"/>
-                <w:lang w:val="en-US"/>
-              </w:rPr>
-              <w:t>저장소</w:t>
-            </w:r>
-            <w:r>
-              <w:rPr>
-                <w:rFonts w:hint="eastAsia"/>
-                <w:lang w:val="en-US"/>
-              </w:rPr>
-              <w:t xml:space="preserve"> </w:t>
-            </w:r>
-            <w:r>
-              <w:rPr>
-                <w:rFonts w:hint="eastAsia"/>
-                <w:lang w:val="en-US"/>
-              </w:rPr>
-              <w:t>초기화</w:t>
+                <w:lang w:val="en-US"/>
+              </w:rPr>
+            </w:pPr>
+            <w:r>
+              <w:rPr>
+                <w:rFonts w:hint="eastAsia"/>
+                <w:lang w:val="en-US"/>
+              </w:rPr>
+              <w:t>저장소 초기화</w:t>
             </w:r>
           </w:p>
           <w:p>
@@ -2686,15 +1662,22 @@
               <w:ind w:left="880" w:firstLineChars="300" w:firstLine="660"/>
               <w:jc w:val="both"/>
               <w:rPr>
-                <w:rFonts w:hint="eastAsia"/>
-                <w:lang w:val="en-US"/>
-              </w:rPr>
-            </w:pPr>
-            <w:r>
-              <w:rPr>
-                <w:lang w:val="en-US"/>
-              </w:rPr>
-              <w:t xml:space="preserve">git </w:t>
+                <w:lang w:val="en-US"/>
+              </w:rPr>
+            </w:pPr>
+            <w:proofErr w:type="spellStart"/>
+            <w:r>
+              <w:rPr>
+                <w:lang w:val="en-US"/>
+              </w:rPr>
+              <w:t>git</w:t>
+            </w:r>
+            <w:proofErr w:type="spellEnd"/>
+            <w:r>
+              <w:rPr>
+                <w:lang w:val="en-US"/>
+              </w:rPr>
+              <w:t xml:space="preserve"> </w:t>
             </w:r>
             <w:proofErr w:type="spellStart"/>
             <w:r>
@@ -2716,30 +1699,15 @@
               <w:ind w:leftChars="0"/>
               <w:jc w:val="both"/>
               <w:rPr>
-                <w:rFonts w:hint="eastAsia"/>
-                <w:lang w:val="en-US"/>
-              </w:rPr>
-            </w:pPr>
-            <w:r>
-              <w:rPr>
-                <w:rFonts w:hint="eastAsia"/>
-                <w:lang w:val="en-US"/>
-              </w:rPr>
-              <w:t>파일</w:t>
-            </w:r>
-            <w:r>
-              <w:rPr>
-                <w:rFonts w:hint="eastAsia"/>
-                <w:lang w:val="en-US"/>
-              </w:rPr>
-              <w:t xml:space="preserve"> </w:t>
-            </w:r>
-            <w:r>
-              <w:rPr>
-                <w:rFonts w:hint="eastAsia"/>
-                <w:lang w:val="en-US"/>
-              </w:rPr>
-              <w:t>추가</w:t>
+                <w:lang w:val="en-US"/>
+              </w:rPr>
+            </w:pPr>
+            <w:r>
+              <w:rPr>
+                <w:rFonts w:hint="eastAsia"/>
+                <w:lang w:val="en-US"/>
+              </w:rPr>
+              <w:t>파일 추가</w:t>
             </w:r>
           </w:p>
           <w:p>
@@ -2749,7 +1717,6 @@
               <w:ind w:left="880" w:firstLineChars="300" w:firstLine="660"/>
               <w:jc w:val="both"/>
               <w:rPr>
-                <w:rFonts w:hint="eastAsia"/>
                 <w:lang w:val="en-US"/>
               </w:rPr>
             </w:pPr>
@@ -2785,7 +1752,6 @@
               <w:ind w:leftChars="0"/>
               <w:jc w:val="both"/>
               <w:rPr>
-                <w:rFonts w:hint="eastAsia"/>
                 <w:lang w:val="en-US"/>
               </w:rPr>
             </w:pPr>
@@ -2803,14 +1769,7 @@
                 <w:rFonts w:hint="eastAsia"/>
                 <w:lang w:val="en-US"/>
               </w:rPr>
-              <w:t xml:space="preserve"> </w:t>
-            </w:r>
-            <w:r>
-              <w:rPr>
-                <w:rFonts w:hint="eastAsia"/>
-                <w:lang w:val="en-US"/>
-              </w:rPr>
-              <w:t>생성</w:t>
+              <w:t xml:space="preserve"> 생성</w:t>
             </w:r>
           </w:p>
           <w:p>
@@ -2820,7 +1779,6 @@
               <w:ind w:left="880" w:firstLineChars="300" w:firstLine="660"/>
               <w:jc w:val="both"/>
               <w:rPr>
-                <w:rFonts w:hint="eastAsia"/>
                 <w:lang w:val="en-US"/>
               </w:rPr>
             </w:pPr>
@@ -2842,30 +1800,15 @@
               <w:ind w:leftChars="0"/>
               <w:jc w:val="both"/>
               <w:rPr>
-                <w:rFonts w:hint="eastAsia"/>
-                <w:lang w:val="en-US"/>
-              </w:rPr>
-            </w:pPr>
-            <w:r>
-              <w:rPr>
-                <w:rFonts w:hint="eastAsia"/>
-                <w:lang w:val="en-US"/>
-              </w:rPr>
-              <w:t>장소와</w:t>
-            </w:r>
-            <w:r>
-              <w:rPr>
-                <w:rFonts w:hint="eastAsia"/>
-                <w:lang w:val="en-US"/>
-              </w:rPr>
-              <w:t xml:space="preserve"> </w:t>
-            </w:r>
-            <w:r>
-              <w:rPr>
-                <w:rFonts w:hint="eastAsia"/>
-                <w:lang w:val="en-US"/>
-              </w:rPr>
-              <w:t>연결</w:t>
+                <w:lang w:val="en-US"/>
+              </w:rPr>
+            </w:pPr>
+            <w:r>
+              <w:rPr>
+                <w:rFonts w:hint="eastAsia"/>
+                <w:lang w:val="en-US"/>
+              </w:rPr>
+              <w:t>장소와 연결</w:t>
             </w:r>
           </w:p>
           <w:p>
@@ -2875,44 +1818,15 @@
               <w:ind w:left="880" w:firstLineChars="300" w:firstLine="660"/>
               <w:jc w:val="both"/>
               <w:rPr>
-                <w:rFonts w:hint="eastAsia"/>
-                <w:lang w:val="en-US"/>
-              </w:rPr>
-            </w:pPr>
-            <w:r>
-              <w:rPr>
-                <w:rFonts w:hint="eastAsia"/>
-                <w:lang w:val="en-US"/>
-              </w:rPr>
-              <w:t xml:space="preserve">git remote add origin </w:t>
-            </w:r>
-            <w:r>
-              <w:rPr>
-                <w:rFonts w:hint="eastAsia"/>
-                <w:lang w:val="en-US"/>
-              </w:rPr>
-              <w:t>해당</w:t>
-            </w:r>
-            <w:r>
-              <w:rPr>
-                <w:rFonts w:hint="eastAsia"/>
-                <w:lang w:val="en-US"/>
-              </w:rPr>
-              <w:t xml:space="preserve"> GitHub </w:t>
-            </w:r>
-            <w:r>
-              <w:rPr>
-                <w:rFonts w:hint="eastAsia"/>
-                <w:lang w:val="en-US"/>
-              </w:rPr>
-              <w:t>저장소</w:t>
-            </w:r>
-            <w:r>
-              <w:rPr>
-                <w:rFonts w:hint="eastAsia"/>
-                <w:lang w:val="en-US"/>
-              </w:rPr>
-              <w:t xml:space="preserve"> URL</w:t>
+                <w:lang w:val="en-US"/>
+              </w:rPr>
+            </w:pPr>
+            <w:r>
+              <w:rPr>
+                <w:rFonts w:hint="eastAsia"/>
+                <w:lang w:val="en-US"/>
+              </w:rPr>
+              <w:t>git remote add origin 해당 GitHub 저장소 URL</w:t>
             </w:r>
           </w:p>
           <w:p>
@@ -2926,23 +1840,15 @@
               <w:ind w:leftChars="0"/>
               <w:jc w:val="both"/>
               <w:rPr>
-                <w:rFonts w:hint="eastAsia"/>
-                <w:lang w:val="en-US"/>
-              </w:rPr>
-            </w:pPr>
-            <w:r>
-              <w:rPr>
-                <w:rFonts w:hint="eastAsia"/>
-                <w:lang w:val="en-US"/>
-              </w:rPr>
-              <w:t>기본</w:t>
-            </w:r>
-            <w:r>
-              <w:rPr>
-                <w:rFonts w:hint="eastAsia"/>
-                <w:lang w:val="en-US"/>
-              </w:rPr>
-              <w:t xml:space="preserve"> </w:t>
+                <w:lang w:val="en-US"/>
+              </w:rPr>
+            </w:pPr>
+            <w:r>
+              <w:rPr>
+                <w:rFonts w:hint="eastAsia"/>
+                <w:lang w:val="en-US"/>
+              </w:rPr>
+              <w:t xml:space="preserve">기본 </w:t>
             </w:r>
             <w:proofErr w:type="spellStart"/>
             <w:r>
@@ -2958,14 +1864,7 @@
                 <w:rFonts w:hint="eastAsia"/>
                 <w:lang w:val="en-US"/>
               </w:rPr>
-              <w:t xml:space="preserve"> </w:t>
-            </w:r>
-            <w:r>
-              <w:rPr>
-                <w:rFonts w:hint="eastAsia"/>
-                <w:lang w:val="en-US"/>
-              </w:rPr>
-              <w:t>변경</w:t>
+              <w:t xml:space="preserve"> 변경</w:t>
             </w:r>
           </w:p>
           <w:p>
@@ -2975,7 +1874,6 @@
               <w:ind w:left="880" w:firstLineChars="300" w:firstLine="660"/>
               <w:jc w:val="both"/>
               <w:rPr>
-                <w:rFonts w:hint="eastAsia"/>
                 <w:lang w:val="en-US"/>
               </w:rPr>
             </w:pPr>
@@ -2997,15 +1895,15 @@
               <w:ind w:leftChars="0"/>
               <w:jc w:val="both"/>
               <w:rPr>
-                <w:rFonts w:hint="eastAsia"/>
-                <w:lang w:val="en-US"/>
-              </w:rPr>
-            </w:pPr>
-            <w:r>
-              <w:rPr>
-                <w:rFonts w:hint="eastAsia"/>
-                <w:lang w:val="en-US"/>
-              </w:rPr>
+                <w:lang w:val="en-US"/>
+              </w:rPr>
+            </w:pPr>
+            <w:r>
+              <w:rPr>
+                <w:rFonts w:hint="eastAsia"/>
+                <w:lang w:val="en-US"/>
+              </w:rPr>
+              <w:lastRenderedPageBreak/>
               <w:t>G</w:t>
             </w:r>
             <w:r>
@@ -3013,28 +1911,7 @@
                 <w:rFonts w:hint="eastAsia"/>
                 <w:lang w:val="en-US"/>
               </w:rPr>
-              <w:t>itHub</w:t>
-            </w:r>
-            <w:r>
-              <w:rPr>
-                <w:rFonts w:hint="eastAsia"/>
-                <w:lang w:val="en-US"/>
-              </w:rPr>
-              <w:t>로</w:t>
-            </w:r>
-            <w:r>
-              <w:rPr>
-                <w:rFonts w:hint="eastAsia"/>
-                <w:lang w:val="en-US"/>
-              </w:rPr>
-              <w:t xml:space="preserve"> </w:t>
-            </w:r>
-            <w:r>
-              <w:rPr>
-                <w:rFonts w:hint="eastAsia"/>
-                <w:lang w:val="en-US"/>
-              </w:rPr>
-              <w:t>업로드</w:t>
+              <w:t>itHub로 업로드</w:t>
             </w:r>
           </w:p>
           <w:p>
@@ -3043,7 +1920,6 @@
               <w:ind w:firstLineChars="700" w:firstLine="1540"/>
               <w:jc w:val="both"/>
               <w:rPr>
-                <w:rFonts w:hint="eastAsia"/>
                 <w:lang w:val="en-US"/>
               </w:rPr>
             </w:pPr>
@@ -3077,7 +1953,6 @@
                 <w:bCs/>
                 <w:lang w:val="en-US"/>
               </w:rPr>
-              <w:lastRenderedPageBreak/>
               <w:t>주의사항</w:t>
             </w:r>
           </w:p>
@@ -3100,21 +1975,7 @@
                 <w:rFonts w:hint="eastAsia"/>
                 <w:lang w:val="en-US"/>
               </w:rPr>
-              <w:t>4) -&gt; 5</w:t>
-            </w:r>
-            <w:r>
-              <w:rPr>
-                <w:rFonts w:hint="eastAsia"/>
-                <w:lang w:val="en-US"/>
-              </w:rPr>
-              <w:t>번</w:t>
-            </w:r>
-            <w:r>
-              <w:rPr>
-                <w:rFonts w:hint="eastAsia"/>
-                <w:lang w:val="en-US"/>
-              </w:rPr>
-              <w:t xml:space="preserve">: git </w:t>
+              <w:t xml:space="preserve">4) -&gt; 5번: git </w:t>
             </w:r>
             <w:proofErr w:type="gramStart"/>
             <w:r>
@@ -3130,35 +1991,7 @@
                 <w:rFonts w:hint="eastAsia"/>
                 <w:lang w:val="en-US"/>
               </w:rPr>
-              <w:t xml:space="preserve"> </w:t>
-            </w:r>
-            <w:r>
-              <w:rPr>
-                <w:rFonts w:hint="eastAsia"/>
-                <w:lang w:val="en-US"/>
-              </w:rPr>
-              <w:t>입력할</w:t>
-            </w:r>
-            <w:r>
-              <w:rPr>
-                <w:rFonts w:hint="eastAsia"/>
-                <w:lang w:val="en-US"/>
-              </w:rPr>
-              <w:t xml:space="preserve"> </w:t>
-            </w:r>
-            <w:r>
-              <w:rPr>
-                <w:rFonts w:hint="eastAsia"/>
-                <w:lang w:val="en-US"/>
-              </w:rPr>
-              <w:t>때</w:t>
-            </w:r>
-            <w:r>
-              <w:rPr>
-                <w:rFonts w:hint="eastAsia"/>
-                <w:lang w:val="en-US"/>
-              </w:rPr>
-              <w:t xml:space="preserve">, </w:t>
+              <w:t xml:space="preserve"> 입력할 때, </w:t>
             </w:r>
             <w:r>
               <w:rPr>
@@ -3209,28 +2042,7 @@
                 <w:rFonts w:hint="eastAsia"/>
                 <w:lang w:val="en-US"/>
               </w:rPr>
-              <w:t>야</w:t>
-            </w:r>
-            <w:r>
-              <w:rPr>
-                <w:rFonts w:hint="eastAsia"/>
-                <w:lang w:val="en-US"/>
-              </w:rPr>
-              <w:t xml:space="preserve"> </w:t>
-            </w:r>
-            <w:r>
-              <w:rPr>
-                <w:rFonts w:hint="eastAsia"/>
-                <w:lang w:val="en-US"/>
-              </w:rPr>
-              <w:t>합니다</w:t>
-            </w:r>
-            <w:r>
-              <w:rPr>
-                <w:rFonts w:hint="eastAsia"/>
-                <w:lang w:val="en-US"/>
-              </w:rPr>
-              <w:t>.</w:t>
+              <w:t>야 합니다.</w:t>
             </w:r>
           </w:p>
           <w:p>
@@ -3244,37 +2056,15 @@
               <w:ind w:leftChars="0"/>
               <w:jc w:val="both"/>
               <w:rPr>
-                <w:rFonts w:hint="eastAsia"/>
-                <w:lang w:val="en-US"/>
-              </w:rPr>
-            </w:pPr>
-            <w:r>
-              <w:rPr>
-                <w:rFonts w:hint="eastAsia"/>
-                <w:lang w:val="en-US"/>
-              </w:rPr>
-              <w:t>폴더</w:t>
-            </w:r>
-            <w:r>
-              <w:rPr>
-                <w:rFonts w:hint="eastAsia"/>
-                <w:lang w:val="en-US"/>
-              </w:rPr>
-              <w:t xml:space="preserve"> </w:t>
-            </w:r>
-            <w:r>
-              <w:rPr>
-                <w:rFonts w:hint="eastAsia"/>
-                <w:lang w:val="en-US"/>
-              </w:rPr>
-              <w:t>안에</w:t>
-            </w:r>
-            <w:r>
-              <w:rPr>
-                <w:rFonts w:hint="eastAsia"/>
-                <w:lang w:val="en-US"/>
-              </w:rPr>
-              <w:t xml:space="preserve"> </w:t>
+                <w:lang w:val="en-US"/>
+              </w:rPr>
+            </w:pPr>
+            <w:r>
+              <w:rPr>
+                <w:rFonts w:hint="eastAsia"/>
+                <w:lang w:val="en-US"/>
+              </w:rPr>
+              <w:t xml:space="preserve">폴더 안에 </w:t>
             </w:r>
             <w:r>
               <w:rPr>
@@ -3282,47 +2072,7 @@
                 <w:color w:val="FF0000"/>
                 <w:lang w:val="en-US"/>
               </w:rPr>
-              <w:t>실제</w:t>
-            </w:r>
-            <w:r>
-              <w:rPr>
-                <w:rFonts w:hint="eastAsia"/>
-                <w:color w:val="FF0000"/>
-                <w:lang w:val="en-US"/>
-              </w:rPr>
-              <w:t xml:space="preserve"> </w:t>
-            </w:r>
-            <w:r>
-              <w:rPr>
-                <w:rFonts w:hint="eastAsia"/>
-                <w:color w:val="FF0000"/>
-                <w:lang w:val="en-US"/>
-              </w:rPr>
-              <w:t>파일이</w:t>
-            </w:r>
-            <w:r>
-              <w:rPr>
-                <w:rFonts w:hint="eastAsia"/>
-                <w:color w:val="FF0000"/>
-                <w:lang w:val="en-US"/>
-              </w:rPr>
-              <w:t xml:space="preserve"> </w:t>
-            </w:r>
-            <w:r>
-              <w:rPr>
-                <w:rFonts w:hint="eastAsia"/>
-                <w:color w:val="FF0000"/>
-                <w:lang w:val="en-US"/>
-              </w:rPr>
-              <w:t>있어야</w:t>
-            </w:r>
-            <w:r>
-              <w:rPr>
-                <w:rFonts w:hint="eastAsia"/>
-                <w:color w:val="FF0000"/>
-                <w:lang w:val="en-US"/>
-              </w:rPr>
-              <w:t xml:space="preserve"> </w:t>
+              <w:t xml:space="preserve">실제 파일이 있어야 </w:t>
             </w:r>
             <w:proofErr w:type="spellStart"/>
             <w:r>
@@ -3338,21 +2088,7 @@
                 <w:rFonts w:hint="eastAsia"/>
                 <w:lang w:val="en-US"/>
               </w:rPr>
-              <w:t xml:space="preserve"> </w:t>
-            </w:r>
-            <w:r>
-              <w:rPr>
-                <w:rFonts w:hint="eastAsia"/>
-                <w:lang w:val="en-US"/>
-              </w:rPr>
-              <w:t>가능합니다</w:t>
-            </w:r>
-            <w:r>
-              <w:rPr>
-                <w:rFonts w:hint="eastAsia"/>
-                <w:lang w:val="en-US"/>
-              </w:rPr>
-              <w:t>.</w:t>
+              <w:t xml:space="preserve"> 가능합니다.</w:t>
             </w:r>
           </w:p>
         </w:tc>
@@ -3505,34 +2241,25 @@
               <w:rPr>
                 <w:rFonts w:hint="eastAsia"/>
               </w:rPr>
-              <w:t xml:space="preserve"> </w:t>
-            </w:r>
-            <w:r>
-              <w:rPr>
-                <w:rFonts w:hint="eastAsia"/>
-              </w:rPr>
-              <w:t>개인개정</w:t>
-            </w:r>
-            <w:r>
-              <w:rPr>
-                <w:rFonts w:hint="eastAsia"/>
-              </w:rPr>
-              <w:t xml:space="preserve"> </w:t>
-            </w:r>
-            <w:r>
-              <w:rPr>
-                <w:rFonts w:hint="eastAsia"/>
-              </w:rPr>
-              <w:t>만들기</w:t>
+              <w:t xml:space="preserve"> 개인</w:t>
+            </w:r>
+            <w:r>
+              <w:rPr>
+                <w:rFonts w:hint="eastAsia"/>
+              </w:rPr>
+              <w:t>계</w:t>
+            </w:r>
+            <w:r>
+              <w:rPr>
+                <w:rFonts w:hint="eastAsia"/>
+              </w:rPr>
+              <w:t>정 만들기</w:t>
             </w:r>
           </w:p>
           <w:p>
             <w:pPr>
               <w:spacing w:before="240" w:after="240" w:line="384" w:lineRule="auto"/>
               <w:jc w:val="both"/>
-              <w:rPr>
-                <w:rFonts w:hint="eastAsia"/>
-              </w:rPr>
             </w:pPr>
             <w:r>
               <w:rPr>
@@ -3552,85 +2279,7 @@
               <w:rPr>
                 <w:rFonts w:hint="eastAsia"/>
               </w:rPr>
-              <w:t xml:space="preserve"> </w:t>
-            </w:r>
-            <w:r>
-              <w:rPr>
-                <w:rFonts w:hint="eastAsia"/>
-              </w:rPr>
-              <w:t>설치</w:t>
-            </w:r>
-            <w:r>
-              <w:rPr>
-                <w:rFonts w:hint="eastAsia"/>
-              </w:rPr>
-              <w:t xml:space="preserve"> </w:t>
-            </w:r>
-            <w:r>
-              <w:rPr>
-                <w:rFonts w:hint="eastAsia"/>
-              </w:rPr>
-              <w:t>전</w:t>
-            </w:r>
-            <w:r>
-              <w:rPr>
-                <w:rFonts w:hint="eastAsia"/>
-              </w:rPr>
-              <w:t xml:space="preserve">, </w:t>
-            </w:r>
-            <w:r>
-              <w:rPr>
-                <w:rFonts w:hint="eastAsia"/>
-              </w:rPr>
-              <w:t>사용</w:t>
-            </w:r>
-            <w:r>
-              <w:rPr>
-                <w:rFonts w:hint="eastAsia"/>
-              </w:rPr>
-              <w:t xml:space="preserve"> </w:t>
-            </w:r>
-            <w:r>
-              <w:rPr>
-                <w:rFonts w:hint="eastAsia"/>
-              </w:rPr>
-              <w:t>가능한</w:t>
-            </w:r>
-            <w:r>
-              <w:rPr>
-                <w:rFonts w:hint="eastAsia"/>
-              </w:rPr>
-              <w:t xml:space="preserve"> </w:t>
-            </w:r>
-            <w:r>
-              <w:rPr>
-                <w:rFonts w:hint="eastAsia"/>
-              </w:rPr>
-              <w:t>노트북</w:t>
-            </w:r>
-            <w:r>
-              <w:rPr>
-                <w:rFonts w:hint="eastAsia"/>
-              </w:rPr>
-              <w:t xml:space="preserve"> </w:t>
-            </w:r>
-            <w:r>
-              <w:rPr>
-                <w:rFonts w:hint="eastAsia"/>
-              </w:rPr>
-              <w:t>각자</w:t>
-            </w:r>
-            <w:r>
-              <w:rPr>
-                <w:rFonts w:hint="eastAsia"/>
-              </w:rPr>
-              <w:t xml:space="preserve"> </w:t>
-            </w:r>
-            <w:r>
-              <w:rPr>
-                <w:rFonts w:hint="eastAsia"/>
-              </w:rPr>
-              <w:t>준비해놓기</w:t>
+              <w:t xml:space="preserve"> 설치 전, 사용 가능한 노트북 각자 준비해놓기</w:t>
             </w:r>
           </w:p>
         </w:tc>
@@ -3697,9 +2346,6 @@
             <w:pPr>
               <w:spacing w:before="240" w:after="240"/>
               <w:jc w:val="both"/>
-              <w:rPr>
-                <w:rFonts w:hint="eastAsia"/>
-              </w:rPr>
             </w:pPr>
             <w:r>
               <w:rPr>
@@ -3719,34 +2365,13 @@
               <w:rPr>
                 <w:rFonts w:hint="eastAsia"/>
               </w:rPr>
-              <w:t xml:space="preserve"> </w:t>
-            </w:r>
-            <w:r>
-              <w:rPr>
-                <w:rFonts w:hint="eastAsia"/>
-              </w:rPr>
-              <w:t>코딩</w:t>
-            </w:r>
-            <w:r>
-              <w:rPr>
-                <w:rFonts w:hint="eastAsia"/>
-              </w:rPr>
-              <w:t xml:space="preserve"> </w:t>
-            </w:r>
-            <w:r>
-              <w:rPr>
-                <w:rFonts w:hint="eastAsia"/>
-              </w:rPr>
-              <w:t>문제풀이</w:t>
+              <w:t xml:space="preserve"> 코딩 문제풀이</w:t>
             </w:r>
           </w:p>
           <w:p>
             <w:pPr>
               <w:spacing w:before="240" w:after="240"/>
               <w:jc w:val="both"/>
-              <w:rPr>
-                <w:rFonts w:hint="eastAsia"/>
-              </w:rPr>
             </w:pPr>
             <w:r>
               <w:rPr>
@@ -3766,79 +2391,13 @@
               <w:rPr>
                 <w:rFonts w:hint="eastAsia"/>
               </w:rPr>
-              <w:t xml:space="preserve"> </w:t>
-            </w:r>
-            <w:r>
-              <w:rPr>
-                <w:rFonts w:hint="eastAsia"/>
-              </w:rPr>
-              <w:t>환경설정</w:t>
-            </w:r>
-            <w:r>
-              <w:rPr>
-                <w:rFonts w:hint="eastAsia"/>
-              </w:rPr>
-              <w:t xml:space="preserve">, ros2 </w:t>
-            </w:r>
-            <w:r>
-              <w:rPr>
-                <w:rFonts w:hint="eastAsia"/>
-              </w:rPr>
-              <w:t>셋업</w:t>
-            </w:r>
-            <w:r>
-              <w:rPr>
-                <w:rFonts w:hint="eastAsia"/>
-              </w:rPr>
-              <w:t xml:space="preserve"> </w:t>
-            </w:r>
-            <w:r>
-              <w:rPr>
-                <w:rFonts w:hint="eastAsia"/>
-              </w:rPr>
-              <w:t>하는</w:t>
-            </w:r>
-            <w:r>
-              <w:rPr>
-                <w:rFonts w:hint="eastAsia"/>
-              </w:rPr>
-              <w:t xml:space="preserve"> </w:t>
-            </w:r>
-            <w:r>
-              <w:rPr>
-                <w:rFonts w:hint="eastAsia"/>
-              </w:rPr>
-              <w:t>방법</w:t>
-            </w:r>
-            <w:r>
-              <w:rPr>
-                <w:rFonts w:hint="eastAsia"/>
-              </w:rPr>
-              <w:t xml:space="preserve"> (</w:t>
-            </w:r>
-            <w:r>
-              <w:rPr>
-                <w:rFonts w:hint="eastAsia"/>
-              </w:rPr>
-              <w:t>미리</w:t>
-            </w:r>
-            <w:r>
-              <w:rPr>
-                <w:rFonts w:hint="eastAsia"/>
-              </w:rPr>
-              <w:t xml:space="preserve"> </w:t>
-            </w:r>
-            <w:r>
-              <w:rPr>
-                <w:rFonts w:hint="eastAsia"/>
-              </w:rPr>
-              <w:t>해보기</w:t>
-            </w:r>
-            <w:r>
-              <w:rPr>
-                <w:rFonts w:hint="eastAsia"/>
-              </w:rPr>
-              <w:t>)</w:t>
+              <w:t xml:space="preserve"> 환경설정, ros2 셋업 하는 방법</w:t>
+            </w:r>
+            <w:r>
+              <w:rPr>
+                <w:rFonts w:hint="eastAsia"/>
+              </w:rPr>
+              <w:t xml:space="preserve"> (미리 해보기)</w:t>
             </w:r>
           </w:p>
         </w:tc>
@@ -3911,7 +2470,7 @@
               <w:spacing w:before="240" w:after="240"/>
               <w:jc w:val="both"/>
               <w:rPr>
-                <w:rFonts w:ascii="Arial Unicode MS" w:eastAsia="Arial Unicode MS" w:hAnsi="Arial Unicode MS" w:cs="Arial Unicode MS" w:hint="eastAsia"/>
+                <w:rFonts w:ascii="Arial Unicode MS" w:eastAsia="Arial Unicode MS" w:hAnsi="Arial Unicode MS" w:cs="Arial Unicode MS"/>
                 <w:i/>
               </w:rPr>
             </w:pPr>
@@ -4019,7 +2578,6 @@
               <w:spacing w:before="240" w:after="240"/>
               <w:jc w:val="both"/>
               <w:rPr>
-                <w:rFonts w:hint="eastAsia"/>
                 <w:iCs/>
                 <w:lang w:val="en-US"/>
               </w:rPr>
@@ -6147,6 +4705,7 @@
   <w:style w:type="character" w:default="1" w:styleId="a0">
     <w:name w:val="Default Paragraph Font"/>
     <w:uiPriority w:val="1"/>
+    <w:semiHidden/>
     <w:unhideWhenUsed/>
   </w:style>
   <w:style w:type="table" w:default="1" w:styleId="a1">
